--- a/גיבוי וורד - MechLex_Visual_Admin_Fork/app.js.docx
+++ b/גיבוי וורד - MechLex_Visual_Admin_Fork/app.js.docx
@@ -1144,19 +1144,19 @@
   const terms = allTerms();
   const learning = terms.filter((term) =&gt; getTermStatus(term.id) === "learning").length;
   const mastered = terms.filter((term) =&gt; getTermStatus(term.id) === "mastered").length;
-  $("termCount").textContent = terms.length;
-  $("domainCount").textContent = data.length;
-  $("favCount").textContent = prefs.favorites.filter((id) =&gt; terms.some((term) =&gt; term.id === id)).length;
-  $("masteredCount").textContent = mastered;
-  $("navAllCount").textContent = terms.length;
-  $("navFavCount").textContent = prefs.favorites.length;
-  $("navLearningCount").textContent = learning;
-  $("navMasteredCount").textContent = mastered;
-  $("navRecentCount").textContent = prefs.recent.length;
+  if ($("termCount")) $("termCount").textContent = terms.length;
+  if ($("domainCount")) $("domainCount").textContent = data.length;
+  if ($("favCount")) $("favCount").textContent = prefs.favorites.filter((id) =&gt; terms.some((term) =&gt; term.id === id)).length;
+  if ($("masteredCount")) $("masteredCount").textContent = mastered;
+  if ($("navAllCount")) $("navAllCount").textContent = terms.length;
+  if ($("navFavCount")) $("navFavCount").textContent = prefs.favorites.length;
+  if ($("navLearningCount")) $("navLearningCount").textContent = learning;
+  if ($("navMasteredCount")) $("navMasteredCount").textContent = mastered;
+  if ($("navRecentCount")) $("navRecentCount").textContent = prefs.recent.length;
   const percent = terms.length ? Math.round((mastered / terms.length) * 100) : 0;
-  $("progressPercent").textContent = `${percent}%`;
-  $("progressRing").style.setProperty("--progress", `${percent * 3.6}deg`);
-  $("progressText").textContent = mastered ? `${mastered} מתוך ${terms.length} מושגים סומנו כנלמדו` : "טרם סומנו מושגים כנלמדו";
+  if ($("progressPercent")) $("progressPercent").textContent = `${percent}%`;
+  if ($("progressRing")) $("progressRing").style.setProperty("--progress", `${percent * 3.6}deg`);
+  if ($("progressText")) $("progressText").textContent = mastered ? `${mastered} מתוך ${terms.length} מושגים סומנו כנלמדו` : "טרם סומנו מושגים כנלמדו";
 }
 function renderDomainNavigation() {
   $("domainNav").innerHTML = data.map((domain) =&gt; {
@@ -1267,29 +1267,10 @@
   return `&lt;div class="taxonomy-term-list" aria-label="${esc(label)}"&gt;${terms.map((term) =&gt; `&lt;button type="button" class="taxonomy-term-node" data-tree-term="${esc(term.id)}"&gt;&lt;span class="taxonomy-term-icon" aria-hidden="true"&gt;◆&lt;/span&gt;&lt;span&gt;&lt;strong&gt;${esc(term.name)}&lt;/strong&gt;&lt;small dir="ltr"&gt;${esc(term.code)}&lt;/small&gt;&lt;/span&gt;&lt;span aria-hidden="true"&gt;←&lt;/span&gt;&lt;/button&gt;`).join("")}&lt;/div&gt;`;
 }
 function renderTaxonomyExplorer() {
-  if (state.domainId === "all") {
-    $("domainTabs").innerHTML = `
-      &lt;div class="domain-picker-intro"&gt;
-        &lt;div&gt;&lt;span class="domain-picker-kicker"&gt;נקודת ההתחלה&lt;/span&gt;&lt;h2&gt;באיזה תחום תרצו לעיין?&lt;/h2&gt;&lt;p&gt;בחרו תחום אחד. רק לאחר הבחירה יוצגו תתי־התחומים, תתי־תתי־התחומים והמושגים השייכים אליו.&lt;/p&gt;&lt;/div&gt;
-        &lt;span class="domain-picker-count"&gt;&lt;b&gt;${data.length}&lt;/b&gt; תחומי ידע&lt;/span&gt;
-      &lt;/div&gt;
-      &lt;div class="domain-picker-grid"&gt;${data.map((domain, index) =&gt; {
-        const subtopics = domainSubtopicEntries(domain);
-        const childCount = subtopics.reduce((sum, item) =&gt; sum + item.children.length, 0);
-        return `&lt;button type="button" class="domain-picker-card" data-explorer-domain="${esc(domain.id)}" style="--domain-color:${esc(domain.color)};--domain-index:${index}"&gt;
-          &lt;span class="domain-picker-number"&gt;${String(index + 1).padStart(2, "0")}&lt;/span&gt;
-          &lt;span class="domain-picker-copy"&gt;&lt;span class="taxonomy-level-label"&gt;תחום&lt;/span&gt;&lt;strong&gt;${esc(domain.name)}&lt;/strong&gt;${domain.nameEn ? `&lt;small dir="ltr"&gt;${esc(domain.nameEn)}&lt;/small&gt;` : ""}${domain.description ? `&lt;p&gt;${esc(domain.description)}&lt;/p&gt;` : ""}&lt;/span&gt;
-          &lt;span class="domain-picker-stats"&gt;&lt;span&gt;&lt;b&gt;${domain.items.length}&lt;/b&gt; מושגים&lt;/span&gt;&lt;span&gt;&lt;b&gt;${subtopics.length}&lt;/b&gt; תתי־תחומים&lt;/span&gt;&lt;span&gt;&lt;b&gt;${childCount}&lt;/b&gt; תתי־תתי־תחומים&lt;/span&gt;&lt;/span&gt;
-          &lt;span class="domain-picker-action"&gt;פתחו את התחום &lt;b aria-hidden="true"&gt;←&lt;/b&gt;&lt;/span&gt;
-        &lt;/button&gt;`;
-      }).join("")}&lt;/div&gt;`;
-    $$('[data-explorer-domain]').forEach((button) =&gt; button.addEventListener("click", () =&gt; selectHierarchyLocation(button.dataset.explorerDomain)));
-    return;
-  }
-  const source = data.filter((domain) =&gt; domain.id === state.domainId);
+  const source = state.domainId === "all" ? data : data.filter((domain) =&gt; domain.id === state.domainId);
   $("domainTabs").innerHTML = `
     &lt;div class="taxonomy-tree-toolbar"&gt;
-      &lt;button type="button" class="taxonomy-all-domains" data-explorer-domain="all"&gt;&lt;span aria-hidden="true"&gt;→&lt;/span&gt; חזרה לכל התחומים&lt;/button&gt;
+      ${state.domainId !== "all" ? `&lt;button type="button" class="taxonomy-all-domains" data-explorer-domain="all"&gt;&lt;span aria-hidden="true"&gt;→&lt;/span&gt; חזרה לכל התחומים&lt;/button&gt;` : ""}
       &lt;div class="taxonomy-legend" aria-label="מקרא"&gt;&lt;span class="level-domain"&gt;תחום&lt;/span&gt;&lt;span&gt;←&lt;/span&gt;&lt;span class="level-subtopic"&gt;תת־תחום&lt;/span&gt;&lt;span&gt;←&lt;/span&gt;&lt;span class="level-child"&gt;תת־תת־תחום&lt;/span&gt;&lt;span&gt;← מושגים&lt;/span&gt;&lt;/div&gt;
     &lt;/div&gt;
     &lt;div class="taxonomy-domain-grid"&gt;${source.map((domain) =&gt; {
